--- a/docs/작업계획서_v2.1.docx
+++ b/docs/작업계획서_v2.1.docx
@@ -1688,7 +1688,7 @@
                 <w:sz w:val="18"/>
                 <w:szCs w:val="18"/>
               </w:rPr>
-              <w:t xml:space="preserve">P1 단계 말 일괄 개정(요구사항 v1.9, D-55~D-78): 도메인·메일 발송 준비(2장), 저장소 shared/(3.1), 단계 통합 브랜치(3.2, D-56), 메일·반복 일정·캘린더 UI·공휴일 라이브러리 행(3.3), P0-09 운영 도메인, P1-02·03·05~09·12~14 구현 확정 사항, P1 결과와 P2 착수 전제, 배포 브랜치 main(7장), 반복 일정·IP 위조·메일·공휴일 리스크(8장), 처리방침 메일 업체(4.6), 진행 방식(9장)</w:t>
+              <w:t xml:space="preserve">P1 단계 말 일괄 개정(요구사항 v1.9, D-55~D-79): 도메인·메일 발송 준비(2장), 저장소 shared/(3.1), 단계 통합 브랜치(3.2, D-56), 메일·반복 일정·캘린더 UI·공휴일 라이브러리 행(3.3), P0-09 운영 도메인, P1-02·03·05~09·12~14 구현 확정 사항, P1 결과와 P2 착수 전제, 배포 브랜치 main(7장), 반복 일정·IP 위조·메일·공휴일 리스크(8장), 처리방침 메일 업체(4.6), 진행 방식(9장)</w:t>
             </w:r>
           </w:p>
         </w:tc>
@@ -5753,7 +5753,7 @@
                 <w:sz w:val="18"/>
                 <w:szCs w:val="18"/>
               </w:rPr>
-              <w:t xml:space="preserve">직접 구현 (frontend/src/calendar, 라이브러리 없음 — P1 결과)</w:t>
+              <w:t xml:space="preserve">직접 구현 (frontend/src/calendar, 라이브러리 없음, D-79)</w:t>
             </w:r>
           </w:p>
         </w:tc>
@@ -10785,7 +10785,7 @@
         <w:spacing w:after="120"/>
       </w:pPr>
       <w:r>
-        <w:t xml:space="preserve">P1 결과 (2026-10-06): P1-01~14를 feature/P1에 구현했고, 단계 중 결정 D-55~D-78을 위 작업 내용에 반영했다. 계획에서 바뀐 범위: 반복 일정과 캘린더 UI를 라이브러리 없이 직접 구현(3.3), 업무 상세의 연결 일정 목록과 일정 조회 taskId 조건 추가(P1-03·05), 캘린더 누르는 영역 24px 기준과 모바일 주·월 보기 훑어보기 전용(P1-07), 업무 패널 기본 열림 1280px 이상(P1-08). 홈 대시보드의 확인 대기 카드는 P2-03에서 채운다. main 병합 직후 운영에서 X-Client-Ip 도착(IP 제한 동작), 실제 Gmail 발송, Railway 외부 SMTP 허용을 확인한다.</w:t>
+        <w:t xml:space="preserve">P1 결과 (2026-10-06): P1-01~14를 feature/P1에 구현했고, 단계 중 결정 D-55~D-78을 위 작업 내용에 반영했다. 계획에서 바뀐 범위: 반복 일정과 캘린더 UI를 라이브러리 없이 직접 구현(3.3, D-69·D-79), 업무 상세의 연결 일정 목록과 일정 조회 taskId 조건 추가(P1-03·05), 캘린더 누르는 영역 24px 기준과 모바일 주·월 보기 훑어보기 전용(P1-07), 업무 패널 기본 열림 1280px 이상(P1-08). 홈 대시보드의 확인 대기 카드는 P2-03에서 채운다. main 병합 직후 운영에서 X-Client-Ip 도착(IP 제한 동작), 실제 Gmail 발송, Railway 외부 SMTP 허용을 확인한다.</w:t>
       </w:r>
     </w:p>
     <w:p>
